--- a/03-例会汇报/董事长例会/会议纪要/20260831-20260906/20260831-20260906-董事长例会纪要-总经理版.docx
+++ b/03-例会汇报/董事长例会/会议纪要/20260831-20260906/20260831-20260906-董事长例会纪要-总经理版.docx
@@ -60,7 +60,7 @@
           <w:sz w:val="28"/>
           <w:szCs w:val="28"/>
         </w:rPr>
-        <w:t xml:space="preserve">一、关键时间节点（9.1—9.7 重点工作计划）</w:t>
+        <w:t xml:space="preserve">一、关键时间节点</w:t>
       </w:r>
     </w:p>
     <w:tbl>

--- a/03-例会汇报/董事长例会/会议纪要/20260831-20260906/20260831-20260906-董事长例会纪要-总经理版.docx
+++ b/03-例会汇报/董事长例会/会议纪要/20260831-20260906/20260831-20260906-董事长例会纪要-总经理版.docx
@@ -661,7 +661,7 @@
                 <w:sz w:val="20"/>
                 <w:szCs w:val="20"/>
               </w:rPr>
-              <w:t xml:space="preserve">污泥脱水间设备基础制作；纸卷输送廊桥</w:t>
+              <w:t xml:space="preserve">污泥脱水间设备基础制作；纸卷输送廊桥；输煤栈桥 3#2# 段钢构安装</w:t>
             </w:r>
           </w:p>
         </w:tc>
@@ -1444,7 +1444,7 @@
                 <w:sz w:val="20"/>
                 <w:szCs w:val="20"/>
               </w:rPr>
-              <w:t xml:space="preserve">化水车间土建收尾、二次风机基础、制浆车间管架及电缆桥架安装、污泥脱水间单体设备安装、高低压柜安装的调整节点</w:t>
+              <w:t xml:space="preserve">化水车间土建收尾、二次风机基础、5600 外联管道制作安装、复卷机安装、制浆车间管架及电缆桥架安装、污泥脱水间单体设备安装、高低压柜安装的调整节点</w:t>
             </w:r>
           </w:p>
         </w:tc>
@@ -1532,7 +1532,7 @@
           <w:sz w:val="24"/>
           <w:szCs w:val="24"/>
         </w:rPr>
-        <w:t xml:space="preserve">碎解车间进度恢复</w:t>
+        <w:t xml:space="preserve">项目规划推进</w:t>
       </w:r>
       <w:r>
         <w:rPr>
@@ -1540,7 +1540,7 @@
           <w:sz w:val="24"/>
           <w:szCs w:val="24"/>
         </w:rPr>
-        <w:t xml:space="preserve">：张晓明及时跟进碎解车间及相关土建进度；总经理强化冲刺意识，林工尽量展开工作面，尽快恢复施工进度。</w:t>
+        <w:t xml:space="preserve">：推进 2 号库施工计划及成品磅房建设、施工道路与生产项目并行使用、大门设计建设、临建区方案、五金库动工准备和一期验收/二期许可等事项。</w:t>
       </w:r>
     </w:p>
     <w:p>
@@ -1565,7 +1565,7 @@
           <w:sz w:val="24"/>
           <w:szCs w:val="24"/>
         </w:rPr>
-        <w:t xml:space="preserve">预付款设备现场考察</w:t>
+        <w:t xml:space="preserve">物资采购跟踪</w:t>
       </w:r>
       <w:r>
         <w:rPr>
@@ -1573,7 +1573,7 @@
           <w:sz w:val="24"/>
           <w:szCs w:val="24"/>
         </w:rPr>
-        <w:t xml:space="preserve">：安排相关人员赴已订购并支付预付款的生产单位考察，了解生产进度，保障后续安装并管控资产风险。</w:t>
+        <w:t xml:space="preserve">：跟踪废纸库（一）、洗水线施工队合同确定及采购清单供货时间。</w:t>
       </w:r>
     </w:p>
     <w:p>
@@ -1598,7 +1598,7 @@
           <w:sz w:val="24"/>
           <w:szCs w:val="24"/>
         </w:rPr>
-        <w:t xml:space="preserve">拆除与资产处置管理</w:t>
+        <w:t xml:space="preserve">生产物资准备</w:t>
       </w:r>
       <w:r>
         <w:rPr>
@@ -1606,7 +1606,7 @@
           <w:sz w:val="24"/>
           <w:szCs w:val="24"/>
         </w:rPr>
-        <w:t xml:space="preserve">：完善锅炉拆除期间的现场跟进和自有资产防护；老厂待处置资产尽量按设备价值销售，避免一律按废铁粗放处理。</w:t>
+        <w:t xml:space="preserve">：做好生产类物资准备、非标及安装材料衔接、领用料与划区管理，统筹库房和煤棚地面硬化后的物资存放。</w:t>
       </w:r>
     </w:p>
     <w:p>
@@ -1631,7 +1631,7 @@
           <w:sz w:val="24"/>
           <w:szCs w:val="24"/>
         </w:rPr>
-        <w:t xml:space="preserve">销售统筹规划</w:t>
+        <w:t xml:space="preserve">公司管理事项</w:t>
       </w:r>
       <w:r>
         <w:rPr>
@@ -1639,7 +1639,7 @@
           <w:sz w:val="24"/>
           <w:szCs w:val="24"/>
         </w:rPr>
-        <w:t xml:space="preserve">：围绕乐志伟到位后的人员、运费、业务、老厂仓库存货和渠道，统筹规划销售工作。</w:t>
+        <w:t xml:space="preserve">：跟进公司组织架构、安保消防、全员安全、工程人员分工、现场垃圾清运、物流装卸和销售方案、废纸收购存放、设备保护及废旧报废物资处置等管理事项。</w:t>
       </w:r>
     </w:p>
     <w:p>

--- a/03-例会汇报/董事长例会/会议纪要/20260831-20260906/20260831-20260906-董事长例会纪要-总经理版.docx
+++ b/03-例会汇报/董事长例会/会议纪要/20260831-20260906/20260831-20260906-董事长例会纪要-总经理版.docx
@@ -1639,7 +1639,7 @@
           <w:sz w:val="24"/>
           <w:szCs w:val="24"/>
         </w:rPr>
-        <w:t xml:space="preserve">：跟进公司组织架构、安保消防、全员安全、工程人员分工、现场垃圾清运、物流装卸和销售方案、废纸收购存放、设备保护及废旧报废物资处置等管理事项。</w:t>
+        <w:t xml:space="preserve">：跟进公司组织架构、安保消防、全员安全、工程人员分工、现场垃圾清运、物流装卸和销售方案、废纸收购存放、员工制度与专业培训、设备调试前保险购置等管理事项。</w:t>
       </w:r>
     </w:p>
     <w:p>
